--- a/patents/cardanalysis_base/formal/word/03_说明书摘要.docx
+++ b/patents/cardanalysis_base/formal/word/03_说明书摘要.docx
@@ -26,7 +26,7 @@
           <w:rFonts w:ascii="宋体" w:hAnsi="宋体" w:eastAsia="宋体"/>
           <w:sz w:val="24"/>
         </w:rPr>
-        <w:t>本发明公开了一种基于压缩语义空间的卡牌游戏内容设计评估方法、系统、设备及存储介质，属于计算机辅助游戏内容设计和数字内容数据处理领域。该方法获取候选对象及包括目标卡组或可计算目标结构的上下文，将其归一化为效果单元并映射为成本向量、收益向量、状态亲和向量、角色标签和关系边；再生成卡组结构、曲线表示、压力匹配、结构缺口、候选差分贡献和风险表示，并输出候选排序及可审计报告。该方法用于提高异构游戏内容评估的一致性和可复核性。</w:t>
+        <w:t>本发明公开了一种基于压缩语义空间的卡牌游戏内容设计评估方法、系统、设备及存储介质，属于计算机辅助游戏内容设计和数字内容数据处理领域。该方法获取候选对象及包括目标卡组或可计算目标结构的上下文，将其归一化为效果单元并映射为成本向量、收益向量、状态亲和向量、角色标签和关系边；再生成卡组结构、曲线表示、压力匹配、结构缺口、候选差分贡献和风险表示，并可通过多关系约束图执行影响范围和并行安全检查，输出候选排序及可审计报告。该方法用于提高异构游戏内容评估的一致性和可复核性。</w:t>
       </w:r>
     </w:p>
     <w:p>
